--- a/프로젝트_신용등급분류/프로젝트 실험 일지.docx
+++ b/프로젝트_신용등급분류/프로젝트 실험 일지.docx
@@ -3,14 +3,33 @@
 <w:document xmlns:wpc="http://schemas.microsoft.com/office/word/2010/wordprocessingCanvas" xmlns:cx="http://schemas.microsoft.com/office/drawing/2014/chartex" xmlns:cx1="http://schemas.microsoft.com/office/drawing/2015/9/8/chartex" xmlns:cx2="http://schemas.microsoft.com/office/drawing/2015/10/21/chartex" xmlns:cx3="http://schemas.microsoft.com/office/drawing/2016/5/9/chartex" xmlns:cx4="http://schemas.microsoft.com/office/drawing/2016/5/10/chartex" xmlns:cx5="http://schemas.microsoft.com/office/drawing/2016/5/11/chartex" xmlns:cx6="http://schemas.microsoft.com/office/drawing/2016/5/12/chartex" xmlns:cx7="http://schemas.microsoft.com/office/drawing/2016/5/13/chartex" xmlns:cx8="http://schemas.microsoft.com/office/drawing/2016/5/14/chartex" xmlns:mc="http://schemas.openxmlformats.org/markup-compatibility/2006" xmlns:aink="http://schemas.microsoft.com/office/drawing/2016/ink" xmlns:am3d="http://schemas.microsoft.com/office/drawing/2017/model3d" xmlns:o="urn:schemas-microsoft-com:office:office" xmlns:r="http://schemas.openxmlformats.org/officeDocument/2006/relationships" xmlns:m="http://schemas.openxmlformats.org/officeDocument/2006/math" xmlns:v="urn:schemas-microsoft-com:vml" xmlns:wp14="http://schemas.microsoft.com/office/word/2010/wordprocessingDrawing" xmlns:wp="http://schemas.openxmlformats.org/drawingml/2006/wordprocessingDrawing" xmlns:w10="urn:schemas-microsoft-com:office:word" xmlns:w="http://schemas.openxmlformats.org/wordprocessingml/2006/main" xmlns:w14="http://schemas.microsoft.com/office/word/2010/wordml" xmlns:w15="http://schemas.microsoft.com/office/word/2012/wordml" xmlns:w16cex="http://schemas.microsoft.com/office/word/2018/wordml/cex" xmlns:w16cid="http://schemas.microsoft.com/office/word/2016/wordml/cid" xmlns:w16="http://schemas.microsoft.com/office/word/2018/wordml" xmlns:w16sdtdh="http://schemas.microsoft.com/office/word/2020/wordml/sdtdatahash" xmlns:w16se="http://schemas.microsoft.com/office/word/2015/wordml/symex" xmlns:wpg="http://schemas.microsoft.com/office/word/2010/wordprocessingGroup" xmlns:wpi="http://schemas.microsoft.com/office/word/2010/wordprocessingInk" xmlns:wne="http://schemas.microsoft.com/office/word/2006/wordml" xmlns:wps="http://schemas.microsoft.com/office/word/2010/wordprocessingShape" mc:Ignorable="w14 w15 w16se w16cid w16 w16cex w16sdtdh wp14">
   <w:body>
     <w:p>
-      <w:r>
-        <w:rPr>
-          <w:rFonts w:hint="eastAsia"/>
+      <w:pPr>
+        <w:rPr>
+          <w:b/>
+          <w:bCs/>
+        </w:rPr>
+      </w:pPr>
+      <w:r>
+        <w:rPr>
+          <w:rFonts w:hint="eastAsia"/>
+          <w:b/>
+          <w:bCs/>
         </w:rPr>
         <w:t>[</w:t>
       </w:r>
       <w:r>
+        <w:rPr>
+          <w:b/>
+          <w:bCs/>
+        </w:rPr>
         <w:t>251021]</w:t>
+      </w:r>
+      <w:r>
+        <w:rPr>
+          <w:b/>
+          <w:bCs/>
+        </w:rPr>
+        <w:t xml:space="preserve"> </w:t>
       </w:r>
     </w:p>
     <w:p>
@@ -29,24 +48,19 @@
         </w:rPr>
         <w:t xml:space="preserve">신용등급 다중분류 </w:t>
       </w:r>
-      <w:proofErr w:type="spellStart"/>
-      <w:r>
-        <w:rPr>
-          <w:rFonts w:hint="eastAsia"/>
-        </w:rPr>
-        <w:t>캐글</w:t>
-      </w:r>
-      <w:proofErr w:type="spellEnd"/>
-      <w:r>
-        <w:rPr>
-          <w:rFonts w:hint="eastAsia"/>
-        </w:rPr>
-        <w:t xml:space="preserve"> 데이터셋 활용</w:t>
-      </w:r>
-      <w:r>
-        <w:rPr>
-          <w:rFonts w:hint="eastAsia"/>
-        </w:rPr>
+      <w:r>
+        <w:rPr>
+          <w:rFonts w:hint="eastAsia"/>
+        </w:rPr>
+        <w:t>캐글 데이터셋 활용</w:t>
+      </w:r>
+      <w:r>
+        <w:rPr>
+          <w:rFonts w:hint="eastAsia"/>
+        </w:rPr>
+        <w:t xml:space="preserve"> </w:t>
+      </w:r>
+      <w:r>
         <w:t xml:space="preserve"> </w:t>
       </w:r>
     </w:p>
@@ -60,14 +74,6 @@
         <w:rPr>
           <w:rFonts w:hint="eastAsia"/>
         </w:rPr>
-        <w:t xml:space="preserve">변수에 노이즈를 추가할 예정 </w:t>
-      </w:r>
-    </w:p>
-    <w:p>
-      <w:r>
-        <w:rPr>
-          <w:rFonts w:hint="eastAsia"/>
-        </w:rPr>
         <w:t>-</w:t>
       </w:r>
       <w:r>
@@ -77,80 +83,16 @@
         <w:rPr>
           <w:rFonts w:hint="eastAsia"/>
         </w:rPr>
-        <w:t xml:space="preserve">간단 </w:t>
-      </w:r>
-      <w:r>
-        <w:t xml:space="preserve">random forest </w:t>
-      </w:r>
-      <w:r>
-        <w:rPr>
-          <w:rFonts w:hint="eastAsia"/>
-        </w:rPr>
-        <w:t>돌리기를 해봄</w:t>
-      </w:r>
-      <w:r>
-        <w:t xml:space="preserve"> </w:t>
-      </w:r>
-      <w:r>
-        <w:sym w:font="Wingdings" w:char="F0E0"/>
-      </w:r>
-      <w:r>
-        <w:t xml:space="preserve"> </w:t>
-      </w:r>
-      <w:r>
-        <w:rPr>
-          <w:rFonts w:hint="eastAsia"/>
-        </w:rPr>
-        <w:t>o</w:t>
-      </w:r>
-      <w:r>
-        <w:t xml:space="preserve">bject </w:t>
-      </w:r>
-      <w:r>
-        <w:rPr>
-          <w:rFonts w:hint="eastAsia"/>
-        </w:rPr>
-        <w:t xml:space="preserve">변수 빼고 </w:t>
-      </w:r>
-      <w:proofErr w:type="spellStart"/>
-      <w:r>
-        <w:rPr>
-          <w:rFonts w:hint="eastAsia"/>
-        </w:rPr>
-        <w:t>돌린거가</w:t>
-      </w:r>
-      <w:proofErr w:type="spellEnd"/>
-      <w:r>
-        <w:rPr>
-          <w:rFonts w:hint="eastAsia"/>
-        </w:rPr>
-        <w:t xml:space="preserve"> </w:t>
-      </w:r>
-      <w:r>
-        <w:t xml:space="preserve">one-hot encoding </w:t>
-      </w:r>
-      <w:r>
-        <w:rPr>
-          <w:rFonts w:hint="eastAsia"/>
-        </w:rPr>
-        <w:t xml:space="preserve">한 결과보다 좋음 </w:t>
-      </w:r>
-      <w:proofErr w:type="spellStart"/>
-      <w:r>
-        <w:rPr>
-          <w:rFonts w:hint="eastAsia"/>
-        </w:rPr>
-        <w:t>왜지</w:t>
-      </w:r>
-      <w:proofErr w:type="spellEnd"/>
-      <w:r>
-        <w:rPr>
-          <w:rFonts w:hint="eastAsia"/>
-        </w:rPr>
-        <w:t>?</w:t>
-      </w:r>
-      <w:r>
-        <w:t xml:space="preserve"> </w:t>
+        <w:t>신용평가모델의 목적:</w:t>
+      </w:r>
+      <w:r>
+        <w:t xml:space="preserve"> </w:t>
+      </w:r>
+      <w:r>
+        <w:rPr>
+          <w:rFonts w:hint="eastAsia"/>
+        </w:rPr>
+        <w:t xml:space="preserve">대출 상환 가능성을 예측하는 분류 모델 </w:t>
       </w:r>
     </w:p>
     <w:p>
@@ -159,6 +101,493 @@
           <w:rFonts w:hint="eastAsia"/>
         </w:rPr>
       </w:pPr>
+      <w:r>
+        <w:rPr>
+          <w:rFonts w:hint="eastAsia"/>
+        </w:rPr>
+        <w:t>-</w:t>
+      </w:r>
+      <w:r>
+        <w:t xml:space="preserve"> </w:t>
+      </w:r>
+      <w:r>
+        <w:rPr>
+          <w:rFonts w:hint="eastAsia"/>
+        </w:rPr>
+        <w:t xml:space="preserve">변수에 노이즈를 추가할 예정 </w:t>
+      </w:r>
+    </w:p>
+    <w:p>
+      <w:pPr>
+        <w:rPr>
+          <w:rFonts w:hint="eastAsia"/>
+        </w:rPr>
+      </w:pPr>
+      <w:r>
+        <w:rPr>
+          <w:rFonts w:hint="eastAsia"/>
+        </w:rPr>
+        <w:t>-</w:t>
+      </w:r>
+      <w:r>
+        <w:t xml:space="preserve"> </w:t>
+      </w:r>
+      <w:r>
+        <w:rPr>
+          <w:rFonts w:hint="eastAsia"/>
+        </w:rPr>
+        <w:t xml:space="preserve">간단 </w:t>
+      </w:r>
+      <w:r>
+        <w:t xml:space="preserve">random forest </w:t>
+      </w:r>
+      <w:r>
+        <w:rPr>
+          <w:rFonts w:hint="eastAsia"/>
+        </w:rPr>
+        <w:t>돌리기를 해봄</w:t>
+      </w:r>
+      <w:r>
+        <w:t xml:space="preserve"> </w:t>
+      </w:r>
+      <w:r>
+        <w:sym w:font="Wingdings" w:char="F0E0"/>
+      </w:r>
+      <w:r>
+        <w:t xml:space="preserve"> </w:t>
+      </w:r>
+      <w:r>
+        <w:rPr>
+          <w:rFonts w:hint="eastAsia"/>
+        </w:rPr>
+        <w:t>o</w:t>
+      </w:r>
+      <w:r>
+        <w:t xml:space="preserve">bject </w:t>
+      </w:r>
+      <w:r>
+        <w:rPr>
+          <w:rFonts w:hint="eastAsia"/>
+        </w:rPr>
+        <w:t>변수 빼고 돌린</w:t>
+      </w:r>
+      <w:r>
+        <w:rPr>
+          <w:rFonts w:hint="eastAsia"/>
+        </w:rPr>
+        <w:t xml:space="preserve"> </w:t>
+      </w:r>
+      <w:r>
+        <w:rPr>
+          <w:rFonts w:hint="eastAsia"/>
+        </w:rPr>
+        <w:t xml:space="preserve">거가 </w:t>
+      </w:r>
+      <w:r>
+        <w:t xml:space="preserve">one-hot encoding </w:t>
+      </w:r>
+      <w:r>
+        <w:rPr>
+          <w:rFonts w:hint="eastAsia"/>
+        </w:rPr>
+        <w:t>한 결과보다 좋음 왜지?</w:t>
+      </w:r>
+      <w:r>
+        <w:t xml:space="preserve"> </w:t>
+      </w:r>
+    </w:p>
+    <w:p>
+      <w:r>
+        <w:t>#</w:t>
+      </w:r>
+      <w:r>
+        <w:t xml:space="preserve"> </w:t>
+      </w:r>
+      <w:r>
+        <w:rPr>
+          <w:rFonts w:hint="eastAsia"/>
+        </w:rPr>
+        <w:t>노이즈를 추가하지 않은 원본 데이터에</w:t>
+      </w:r>
+      <w:r>
+        <w:t xml:space="preserve"> </w:t>
+      </w:r>
+      <w:r>
+        <w:t>EDA</w:t>
+      </w:r>
+      <w:r>
+        <w:rPr>
+          <w:rFonts w:hint="eastAsia"/>
+        </w:rPr>
+        <w:t xml:space="preserve">를 해봄 </w:t>
+      </w:r>
+    </w:p>
+    <w:p>
+      <w:r>
+        <w:t xml:space="preserve">- </w:t>
+      </w:r>
+      <w:r>
+        <w:t>Loan_int_rate</w:t>
+      </w:r>
+      <w:r>
+        <w:rPr>
+          <w:rFonts w:hint="eastAsia"/>
+        </w:rPr>
+        <w:t xml:space="preserve">로 너무 </w:t>
+      </w:r>
+      <w:r>
+        <w:rPr>
+          <w:rFonts w:hint="eastAsia"/>
+        </w:rPr>
+        <w:t xml:space="preserve">분포가 </w:t>
+      </w:r>
+      <w:r>
+        <w:rPr>
+          <w:rFonts w:hint="eastAsia"/>
+        </w:rPr>
+        <w:t>잘 구분되는 것 같음.</w:t>
+      </w:r>
+      <w:r>
+        <w:t xml:space="preserve"> </w:t>
+      </w:r>
+      <w:r>
+        <w:rPr>
+          <w:rFonts w:hint="eastAsia"/>
+        </w:rPr>
+        <w:t>대출과 관련된 이자율로 이자율이 높아지면 당연히 신용도가 낮아지는 거 아닌가?</w:t>
+      </w:r>
+      <w:r>
+        <w:t xml:space="preserve"> </w:t>
+      </w:r>
+      <w:r>
+        <w:sym w:font="Wingdings" w:char="F0E0"/>
+      </w:r>
+      <w:r>
+        <w:t xml:space="preserve"> </w:t>
+      </w:r>
+      <w:r>
+        <w:rPr>
+          <w:rFonts w:hint="eastAsia"/>
+        </w:rPr>
+        <w:t>빼고 학습</w:t>
+      </w:r>
+      <w:r>
+        <w:rPr>
+          <w:rFonts w:hint="eastAsia"/>
+        </w:rPr>
+        <w:t>해보면 성능이 굉장히 낮</w:t>
+      </w:r>
+      <w:r>
+        <w:rPr>
+          <w:rFonts w:hint="eastAsia"/>
+        </w:rPr>
+        <w:t xml:space="preserve">아짐 </w:t>
+      </w:r>
+    </w:p>
+    <w:p>
+      <w:r>
+        <w:rPr>
+          <w:rFonts w:hint="eastAsia"/>
+        </w:rPr>
+        <w:t xml:space="preserve">이자율은 결과론적인 변수이므로 빼고 </w:t>
+      </w:r>
+      <w:r>
+        <w:rPr>
+          <w:rFonts w:hint="eastAsia"/>
+        </w:rPr>
+        <w:t xml:space="preserve">학습해봐도 될 것 같다고 생각 </w:t>
+      </w:r>
+    </w:p>
+    <w:p>
+      <w:pPr>
+        <w:rPr>
+          <w:rFonts w:hint="eastAsia"/>
+        </w:rPr>
+      </w:pPr>
+      <w:r>
+        <w:rPr>
+          <w:rFonts w:hint="eastAsia"/>
+        </w:rPr>
+        <w:t>(빼고도 해보고 넣고도 해보자</w:t>
+      </w:r>
+      <w:r>
+        <w:rPr>
+          <w:rFonts w:hint="eastAsia"/>
+        </w:rPr>
+        <w:t xml:space="preserve"> </w:t>
+      </w:r>
+      <w:r>
+        <w:t xml:space="preserve">– </w:t>
+      </w:r>
+      <w:r>
+        <w:rPr>
+          <w:rFonts w:hint="eastAsia"/>
+        </w:rPr>
+        <w:t xml:space="preserve">왜냐하면 </w:t>
+      </w:r>
+      <w:r>
+        <w:rPr>
+          <w:rFonts w:hint="eastAsia"/>
+        </w:rPr>
+        <w:t xml:space="preserve">모델의 목적이 </w:t>
+      </w:r>
+      <w:r>
+        <w:rPr>
+          <w:rFonts w:hint="eastAsia"/>
+        </w:rPr>
+        <w:t>대출 상환 가능성을 예측하는 것이기 때문에,</w:t>
+      </w:r>
+      <w:r>
+        <w:t xml:space="preserve"> </w:t>
+      </w:r>
+      <w:r>
+        <w:rPr>
+          <w:rFonts w:hint="eastAsia"/>
+        </w:rPr>
+        <w:t xml:space="preserve">의미상 또 </w:t>
+      </w:r>
+      <w:r>
+        <w:rPr>
+          <w:rFonts w:hint="eastAsia"/>
+        </w:rPr>
+        <w:t>넣을 필요가 있을지도 모름</w:t>
+      </w:r>
+      <w:r>
+        <w:rPr>
+          <w:rFonts w:hint="eastAsia"/>
+        </w:rPr>
+        <w:t xml:space="preserve">. 이자율이 높은 고객은 </w:t>
+      </w:r>
+      <w:r>
+        <w:rPr>
+          <w:rFonts w:hint="eastAsia"/>
+        </w:rPr>
+        <w:t>대출 상환 가능성이 떨어질테니까</w:t>
+      </w:r>
+      <w:r>
+        <w:rPr>
+          <w:rFonts w:hint="eastAsia"/>
+        </w:rPr>
+        <w:t>.</w:t>
+      </w:r>
+      <w:r>
+        <w:t xml:space="preserve"> </w:t>
+      </w:r>
+      <w:r>
+        <w:rPr>
+          <w:rFonts w:hint="eastAsia"/>
+        </w:rPr>
+        <w:t>챗지피티는 빼고 학습하는게 좋을 것 같다고 함</w:t>
+      </w:r>
+      <w:r>
+        <w:rPr>
+          <w:rFonts w:hint="eastAsia"/>
+        </w:rPr>
+        <w:t>)</w:t>
+      </w:r>
+      <w:r>
+        <w:t xml:space="preserve"> </w:t>
+      </w:r>
+    </w:p>
+    <w:p>
+      <w:r>
+        <w:rPr>
+          <w:noProof/>
+        </w:rPr>
+        <w:drawing>
+          <wp:inline distT="0" distB="0" distL="0" distR="0" wp14:anchorId="5E8E11F9" wp14:editId="13F40E70">
+            <wp:extent cx="2831245" cy="1419225"/>
+            <wp:effectExtent l="0" t="0" r="7620" b="0"/>
+            <wp:docPr id="1" name="그림 1"/>
+            <wp:cNvGraphicFramePr>
+              <a:graphicFrameLocks xmlns:a="http://schemas.openxmlformats.org/drawingml/2006/main" noChangeAspect="1"/>
+            </wp:cNvGraphicFramePr>
+            <a:graphic xmlns:a="http://schemas.openxmlformats.org/drawingml/2006/main">
+              <a:graphicData uri="http://schemas.openxmlformats.org/drawingml/2006/picture">
+                <pic:pic xmlns:pic="http://schemas.openxmlformats.org/drawingml/2006/picture">
+                  <pic:nvPicPr>
+                    <pic:cNvPr id="1" name=""/>
+                    <pic:cNvPicPr/>
+                  </pic:nvPicPr>
+                  <pic:blipFill rotWithShape="1">
+                    <a:blip r:embed="rId4"/>
+                    <a:srcRect t="1990"/>
+                    <a:stretch/>
+                  </pic:blipFill>
+                  <pic:spPr bwMode="auto">
+                    <a:xfrm>
+                      <a:off x="0" y="0"/>
+                      <a:ext cx="2832729" cy="1419969"/>
+                    </a:xfrm>
+                    <a:prstGeom prst="rect">
+                      <a:avLst/>
+                    </a:prstGeom>
+                    <a:ln>
+                      <a:noFill/>
+                    </a:ln>
+                    <a:extLst>
+                      <a:ext uri="{53640926-AAD7-44D8-BBD7-CCE9431645EC}">
+                        <a14:shadowObscured xmlns:a14="http://schemas.microsoft.com/office/drawing/2010/main"/>
+                      </a:ext>
+                    </a:extLst>
+                  </pic:spPr>
+                </pic:pic>
+              </a:graphicData>
+            </a:graphic>
+          </wp:inline>
+        </w:drawing>
+      </w:r>
+      <w:r>
+        <w:rPr>
+          <w:noProof/>
+        </w:rPr>
+        <w:drawing>
+          <wp:inline distT="0" distB="0" distL="0" distR="0" wp14:anchorId="2CAB260F" wp14:editId="13D7514B">
+            <wp:extent cx="2828925" cy="1433222"/>
+            <wp:effectExtent l="0" t="0" r="0" b="0"/>
+            <wp:docPr id="2" name="그림 2"/>
+            <wp:cNvGraphicFramePr>
+              <a:graphicFrameLocks xmlns:a="http://schemas.openxmlformats.org/drawingml/2006/main" noChangeAspect="1"/>
+            </wp:cNvGraphicFramePr>
+            <a:graphic xmlns:a="http://schemas.openxmlformats.org/drawingml/2006/main">
+              <a:graphicData uri="http://schemas.openxmlformats.org/drawingml/2006/picture">
+                <pic:pic xmlns:pic="http://schemas.openxmlformats.org/drawingml/2006/picture">
+                  <pic:nvPicPr>
+                    <pic:cNvPr id="1" name=""/>
+                    <pic:cNvPicPr/>
+                  </pic:nvPicPr>
+                  <pic:blipFill>
+                    <a:blip r:embed="rId5"/>
+                    <a:stretch>
+                      <a:fillRect/>
+                    </a:stretch>
+                  </pic:blipFill>
+                  <pic:spPr>
+                    <a:xfrm>
+                      <a:off x="0" y="0"/>
+                      <a:ext cx="2834776" cy="1436186"/>
+                    </a:xfrm>
+                    <a:prstGeom prst="rect">
+                      <a:avLst/>
+                    </a:prstGeom>
+                  </pic:spPr>
+                </pic:pic>
+              </a:graphicData>
+            </a:graphic>
+          </wp:inline>
+        </w:drawing>
+      </w:r>
+    </w:p>
+    <w:p>
+      <w:pPr>
+        <w:rPr>
+          <w:rFonts w:hint="eastAsia"/>
+        </w:rPr>
+      </w:pPr>
+      <w:r>
+        <w:rPr>
+          <w:rFonts w:hint="eastAsia"/>
+        </w:rPr>
+        <w:t>현실 세계에서는,</w:t>
+      </w:r>
+      <w:r>
+        <w:t xml:space="preserve"> </w:t>
+      </w:r>
+      <w:r>
+        <w:rPr>
+          <w:rFonts w:hint="eastAsia"/>
+        </w:rPr>
+        <w:t xml:space="preserve">신용등급이 제일 낮은 사람 구간에서도 정부가 저금리로 대출해줄 수도 있다고 함 </w:t>
+      </w:r>
+    </w:p>
+    <w:p>
+      <w:r>
+        <w:t xml:space="preserve">- </w:t>
+      </w:r>
+      <w:r>
+        <w:t>Box plot</w:t>
+      </w:r>
+      <w:r>
+        <w:rPr>
+          <w:rFonts w:hint="eastAsia"/>
+        </w:rPr>
+        <w:t>들을 보면 이상치를 제거할 일부 항목들이 보임</w:t>
+      </w:r>
+    </w:p>
+    <w:p>
+      <w:r>
+        <w:rPr>
+          <w:rFonts w:hint="eastAsia"/>
+        </w:rPr>
+        <w:t>-</w:t>
+      </w:r>
+      <w:r>
+        <w:t xml:space="preserve"> </w:t>
+      </w:r>
+      <w:r>
+        <w:rPr>
+          <w:rFonts w:hint="eastAsia"/>
+        </w:rPr>
+        <w:t xml:space="preserve">나이 변수가 있는데 연령대별로 명목형 변수로 만들어줄 수도 있을 듯 </w:t>
+      </w:r>
+      <w:r>
+        <w:t xml:space="preserve"> </w:t>
+      </w:r>
+    </w:p>
+    <w:p>
+      <w:pPr>
+        <w:rPr>
+          <w:rFonts w:hint="eastAsia"/>
+        </w:rPr>
+      </w:pPr>
+      <w:r>
+        <w:rPr>
+          <w:rFonts w:hint="eastAsia"/>
+        </w:rPr>
+        <w:t>-</w:t>
+      </w:r>
+      <w:r>
+        <w:t xml:space="preserve"> </w:t>
+      </w:r>
+      <w:r>
+        <w:rPr>
+          <w:rFonts w:hint="eastAsia"/>
+        </w:rPr>
+        <w:t xml:space="preserve">클래스 별 개수가 상이함 </w:t>
+      </w:r>
+      <w:r>
+        <w:sym w:font="Wingdings" w:char="F0E0"/>
+      </w:r>
+      <w:r>
+        <w:t xml:space="preserve"> undersampling</w:t>
+      </w:r>
+      <w:r>
+        <w:t xml:space="preserve"> /</w:t>
+      </w:r>
+      <w:r>
+        <w:t xml:space="preserve"> </w:t>
+      </w:r>
+      <w:r>
+        <w:rPr>
+          <w:rFonts w:hint="eastAsia"/>
+        </w:rPr>
+        <w:t xml:space="preserve">혹은 </w:t>
+      </w:r>
+      <w:r>
+        <w:t>G</w:t>
+      </w:r>
+      <w:r>
+        <w:rPr>
+          <w:rFonts w:hint="eastAsia"/>
+        </w:rPr>
+        <w:t xml:space="preserve">클래스/나머지 이런식으로 </w:t>
+      </w:r>
+      <w:r>
+        <w:rPr>
+          <w:rFonts w:hint="eastAsia"/>
+        </w:rPr>
+        <w:t xml:space="preserve">예측하는 모델 만들어보기 </w:t>
+      </w:r>
     </w:p>
     <w:sectPr>
       <w:pgSz w:w="11906" w:h="16838"/>

--- a/프로젝트_신용등급분류/프로젝트 실험 일지.docx
+++ b/프로젝트_신용등급분류/프로젝트 실험 일지.docx
@@ -48,20 +48,98 @@
         </w:rPr>
         <w:t xml:space="preserve">신용등급 다중분류 </w:t>
       </w:r>
-      <w:r>
-        <w:rPr>
-          <w:rFonts w:hint="eastAsia"/>
-        </w:rPr>
-        <w:t>캐글 데이터셋 활용</w:t>
-      </w:r>
-      <w:r>
-        <w:rPr>
-          <w:rFonts w:hint="eastAsia"/>
-        </w:rPr>
-        <w:t xml:space="preserve"> </w:t>
-      </w:r>
-      <w:r>
-        <w:t xml:space="preserve"> </w:t>
+      <w:proofErr w:type="spellStart"/>
+      <w:r>
+        <w:rPr>
+          <w:rFonts w:hint="eastAsia"/>
+        </w:rPr>
+        <w:t>캐글</w:t>
+      </w:r>
+      <w:proofErr w:type="spellEnd"/>
+      <w:r>
+        <w:rPr>
+          <w:rFonts w:hint="eastAsia"/>
+        </w:rPr>
+        <w:t xml:space="preserve"> 데이터셋 활용</w:t>
+      </w:r>
+      <w:r>
+        <w:rPr>
+          <w:rFonts w:hint="eastAsia"/>
+        </w:rPr>
+        <w:t xml:space="preserve"> </w:t>
+      </w:r>
+      <w:r>
+        <w:t xml:space="preserve"> </w:t>
+      </w:r>
+    </w:p>
+    <w:p>
+      <w:r>
+        <w:rPr>
+          <w:rFonts w:hint="eastAsia"/>
+        </w:rPr>
+        <w:t>-</w:t>
+      </w:r>
+      <w:r>
+        <w:t xml:space="preserve"> </w:t>
+      </w:r>
+      <w:r>
+        <w:rPr>
+          <w:rFonts w:hint="eastAsia"/>
+        </w:rPr>
+        <w:t>신용평가모델의 목적:</w:t>
+      </w:r>
+      <w:r>
+        <w:t xml:space="preserve"> </w:t>
+      </w:r>
+      <w:r>
+        <w:rPr>
+          <w:rFonts w:hint="eastAsia"/>
+        </w:rPr>
+        <w:t xml:space="preserve">대출 상환 가능성을 예측하는 분류 모델 </w:t>
+      </w:r>
+    </w:p>
+    <w:p>
+      <w:r>
+        <w:rPr>
+          <w:rFonts w:hint="eastAsia"/>
+        </w:rPr>
+        <w:t xml:space="preserve">신용평가모델은 </w:t>
+      </w:r>
+      <w:r>
+        <w:rPr>
+          <w:rFonts w:hint="eastAsia"/>
+        </w:rPr>
+        <w:t>정확도도 중요하지만 설명가능한 모델이어야</w:t>
+      </w:r>
+      <w:r>
+        <w:rPr>
+          <w:rFonts w:hint="eastAsia"/>
+        </w:rPr>
+        <w:t xml:space="preserve"> </w:t>
+      </w:r>
+      <w:r>
+        <w:rPr>
+          <w:rFonts w:hint="eastAsia"/>
+        </w:rPr>
+        <w:t>함.</w:t>
+      </w:r>
+      <w:r>
+        <w:t xml:space="preserve"> </w:t>
+      </w:r>
+      <w:r>
+        <w:rPr>
+          <w:rFonts w:hint="eastAsia"/>
+        </w:rPr>
+        <w:t>E</w:t>
+      </w:r>
+      <w:r>
+        <w:t xml:space="preserve">DA, feature importance </w:t>
+      </w:r>
+      <w:r>
+        <w:rPr>
+          <w:rFonts w:hint="eastAsia"/>
+        </w:rPr>
+        <w:t xml:space="preserve">등으로 </w:t>
       </w:r>
     </w:p>
     <w:p>
@@ -74,6 +152,14 @@
         <w:rPr>
           <w:rFonts w:hint="eastAsia"/>
         </w:rPr>
+        <w:t xml:space="preserve">모델을 해석해보자 </w:t>
+      </w:r>
+    </w:p>
+    <w:p>
+      <w:r>
+        <w:rPr>
+          <w:rFonts w:hint="eastAsia"/>
+        </w:rPr>
         <w:t>-</w:t>
       </w:r>
       <w:r>
@@ -83,119 +169,179 @@
         <w:rPr>
           <w:rFonts w:hint="eastAsia"/>
         </w:rPr>
-        <w:t>신용평가모델의 목적:</w:t>
-      </w:r>
-      <w:r>
-        <w:t xml:space="preserve"> </w:t>
-      </w:r>
-      <w:r>
-        <w:rPr>
-          <w:rFonts w:hint="eastAsia"/>
-        </w:rPr>
-        <w:t xml:space="preserve">대출 상환 가능성을 예측하는 분류 모델 </w:t>
-      </w:r>
+        <w:t xml:space="preserve">변수에 노이즈를 추가할 </w:t>
+      </w:r>
+      <w:proofErr w:type="gramStart"/>
+      <w:r>
+        <w:rPr>
+          <w:rFonts w:hint="eastAsia"/>
+        </w:rPr>
+        <w:t xml:space="preserve">예정 </w:t>
+      </w:r>
+      <w:r>
+        <w:t>:</w:t>
+      </w:r>
+      <w:proofErr w:type="gramEnd"/>
+      <w:r>
+        <w:t xml:space="preserve"> </w:t>
+      </w:r>
+      <w:r>
+        <w:rPr>
+          <w:rFonts w:hint="eastAsia"/>
+        </w:rPr>
+        <w:t xml:space="preserve">일단 노이즈 </w:t>
+      </w:r>
+      <w:proofErr w:type="spellStart"/>
+      <w:r>
+        <w:rPr>
+          <w:rFonts w:hint="eastAsia"/>
+        </w:rPr>
+        <w:t>안넣고</w:t>
+      </w:r>
+      <w:proofErr w:type="spellEnd"/>
+      <w:r>
+        <w:rPr>
+          <w:rFonts w:hint="eastAsia"/>
+        </w:rPr>
+        <w:t xml:space="preserve"> </w:t>
+      </w:r>
+      <w:proofErr w:type="spellStart"/>
+      <w:r>
+        <w:rPr>
+          <w:rFonts w:hint="eastAsia"/>
+        </w:rPr>
+        <w:t>해보는중</w:t>
+      </w:r>
+      <w:proofErr w:type="spellEnd"/>
     </w:p>
     <w:p>
       <w:pPr>
         <w:rPr>
-          <w:rFonts w:hint="eastAsia"/>
+          <w:strike/>
         </w:rPr>
       </w:pPr>
       <w:r>
         <w:rPr>
           <w:rFonts w:hint="eastAsia"/>
+          <w:strike/>
         </w:rPr>
         <w:t>-</w:t>
       </w:r>
       <w:r>
-        <w:t xml:space="preserve"> </w:t>
-      </w:r>
-      <w:r>
-        <w:rPr>
-          <w:rFonts w:hint="eastAsia"/>
-        </w:rPr>
-        <w:t xml:space="preserve">변수에 노이즈를 추가할 예정 </w:t>
-      </w:r>
-    </w:p>
-    <w:p>
-      <w:pPr>
-        <w:rPr>
-          <w:rFonts w:hint="eastAsia"/>
-        </w:rPr>
-      </w:pPr>
-      <w:r>
-        <w:rPr>
-          <w:rFonts w:hint="eastAsia"/>
-        </w:rPr>
-        <w:t>-</w:t>
-      </w:r>
-      <w:r>
-        <w:t xml:space="preserve"> </w:t>
-      </w:r>
-      <w:r>
-        <w:rPr>
-          <w:rFonts w:hint="eastAsia"/>
+        <w:rPr>
+          <w:strike/>
+        </w:rPr>
+        <w:t xml:space="preserve"> </w:t>
+      </w:r>
+      <w:r>
+        <w:rPr>
+          <w:rFonts w:hint="eastAsia"/>
+          <w:strike/>
         </w:rPr>
         <w:t xml:space="preserve">간단 </w:t>
       </w:r>
       <w:r>
+        <w:rPr>
+          <w:strike/>
+        </w:rPr>
         <w:t xml:space="preserve">random forest </w:t>
       </w:r>
       <w:r>
         <w:rPr>
           <w:rFonts w:hint="eastAsia"/>
+          <w:strike/>
         </w:rPr>
         <w:t>돌리기를 해봄</w:t>
       </w:r>
       <w:r>
-        <w:t xml:space="preserve"> </w:t>
-      </w:r>
-      <w:r>
+        <w:rPr>
+          <w:strike/>
+        </w:rPr>
+        <w:t xml:space="preserve"> </w:t>
+      </w:r>
+      <w:r>
+        <w:rPr>
+          <w:strike/>
+        </w:rPr>
         <w:sym w:font="Wingdings" w:char="F0E0"/>
       </w:r>
       <w:r>
-        <w:t xml:space="preserve"> </w:t>
-      </w:r>
-      <w:r>
-        <w:rPr>
-          <w:rFonts w:hint="eastAsia"/>
+        <w:rPr>
+          <w:strike/>
+        </w:rPr>
+        <w:t xml:space="preserve"> </w:t>
+      </w:r>
+      <w:r>
+        <w:rPr>
+          <w:rFonts w:hint="eastAsia"/>
+          <w:strike/>
         </w:rPr>
         <w:t>o</w:t>
       </w:r>
       <w:r>
+        <w:rPr>
+          <w:strike/>
+        </w:rPr>
         <w:t xml:space="preserve">bject </w:t>
       </w:r>
       <w:r>
         <w:rPr>
           <w:rFonts w:hint="eastAsia"/>
+          <w:strike/>
         </w:rPr>
         <w:t>변수 빼고 돌린</w:t>
       </w:r>
       <w:r>
         <w:rPr>
           <w:rFonts w:hint="eastAsia"/>
-        </w:rPr>
-        <w:t xml:space="preserve"> </w:t>
-      </w:r>
-      <w:r>
-        <w:rPr>
-          <w:rFonts w:hint="eastAsia"/>
+          <w:strike/>
+        </w:rPr>
+        <w:t xml:space="preserve"> </w:t>
+      </w:r>
+      <w:r>
+        <w:rPr>
+          <w:rFonts w:hint="eastAsia"/>
+          <w:strike/>
         </w:rPr>
         <w:t xml:space="preserve">거가 </w:t>
       </w:r>
       <w:r>
+        <w:rPr>
+          <w:strike/>
+        </w:rPr>
         <w:t xml:space="preserve">one-hot encoding </w:t>
       </w:r>
       <w:r>
         <w:rPr>
           <w:rFonts w:hint="eastAsia"/>
-        </w:rPr>
-        <w:t>한 결과보다 좋음 왜지?</w:t>
-      </w:r>
-      <w:r>
-        <w:t xml:space="preserve"> </w:t>
-      </w:r>
-    </w:p>
+          <w:strike/>
+        </w:rPr>
+        <w:t xml:space="preserve">한 결과보다 좋음 </w:t>
+      </w:r>
+      <w:proofErr w:type="spellStart"/>
+      <w:r>
+        <w:rPr>
+          <w:rFonts w:hint="eastAsia"/>
+          <w:strike/>
+        </w:rPr>
+        <w:t>왜지</w:t>
+      </w:r>
+      <w:proofErr w:type="spellEnd"/>
+      <w:r>
+        <w:rPr>
+          <w:rFonts w:hint="eastAsia"/>
+          <w:strike/>
+        </w:rPr>
+        <w:t>?</w:t>
+      </w:r>
+      <w:r>
+        <w:rPr>
+          <w:strike/>
+        </w:rPr>
+        <w:t xml:space="preserve"> </w:t>
+      </w:r>
+    </w:p>
+    <w:p/>
     <w:p>
       <w:r>
         <w:t>#</w:t>
@@ -226,9 +372,11 @@
       <w:r>
         <w:t xml:space="preserve">- </w:t>
       </w:r>
+      <w:proofErr w:type="spellStart"/>
       <w:r>
         <w:t>Loan_int_rate</w:t>
       </w:r>
+      <w:proofErr w:type="spellEnd"/>
       <w:r>
         <w:rPr>
           <w:rFonts w:hint="eastAsia"/>
@@ -289,7 +437,21 @@
         <w:rPr>
           <w:rFonts w:hint="eastAsia"/>
         </w:rPr>
-        <w:t xml:space="preserve">이자율은 결과론적인 변수이므로 빼고 </w:t>
+        <w:t xml:space="preserve">이자율은 </w:t>
+      </w:r>
+      <w:proofErr w:type="spellStart"/>
+      <w:r>
+        <w:rPr>
+          <w:rFonts w:hint="eastAsia"/>
+        </w:rPr>
+        <w:t>결과론적인</w:t>
+      </w:r>
+      <w:proofErr w:type="spellEnd"/>
+      <w:r>
+        <w:rPr>
+          <w:rFonts w:hint="eastAsia"/>
+        </w:rPr>
+        <w:t xml:space="preserve"> 변수이므로 빼고 </w:t>
       </w:r>
       <w:r>
         <w:rPr>
@@ -299,11 +461,6 @@
       </w:r>
     </w:p>
     <w:p>
-      <w:pPr>
-        <w:rPr>
-          <w:rFonts w:hint="eastAsia"/>
-        </w:rPr>
-      </w:pPr>
       <w:r>
         <w:rPr>
           <w:rFonts w:hint="eastAsia"/>
@@ -362,8 +519,16 @@
         <w:rPr>
           <w:rFonts w:hint="eastAsia"/>
         </w:rPr>
-        <w:t>대출 상환 가능성이 떨어질테니까</w:t>
-      </w:r>
+        <w:t xml:space="preserve">대출 상환 가능성이 </w:t>
+      </w:r>
+      <w:proofErr w:type="spellStart"/>
+      <w:r>
+        <w:rPr>
+          <w:rFonts w:hint="eastAsia"/>
+        </w:rPr>
+        <w:t>떨어질테니까</w:t>
+      </w:r>
+      <w:proofErr w:type="spellEnd"/>
       <w:r>
         <w:rPr>
           <w:rFonts w:hint="eastAsia"/>
@@ -373,11 +538,35 @@
       <w:r>
         <w:t xml:space="preserve"> </w:t>
       </w:r>
-      <w:r>
-        <w:rPr>
-          <w:rFonts w:hint="eastAsia"/>
-        </w:rPr>
-        <w:t>챗지피티는 빼고 학습하는게 좋을 것 같다고 함</w:t>
+      <w:proofErr w:type="spellStart"/>
+      <w:r>
+        <w:rPr>
+          <w:rFonts w:hint="eastAsia"/>
+        </w:rPr>
+        <w:t>챗지피티는</w:t>
+      </w:r>
+      <w:proofErr w:type="spellEnd"/>
+      <w:r>
+        <w:rPr>
+          <w:rFonts w:hint="eastAsia"/>
+        </w:rPr>
+        <w:t xml:space="preserve"> 빼고 </w:t>
+      </w:r>
+      <w:proofErr w:type="spellStart"/>
+      <w:proofErr w:type="gramStart"/>
+      <w:r>
+        <w:rPr>
+          <w:rFonts w:hint="eastAsia"/>
+        </w:rPr>
+        <w:t>학습하는게</w:t>
+      </w:r>
+      <w:proofErr w:type="spellEnd"/>
+      <w:proofErr w:type="gramEnd"/>
+      <w:r>
+        <w:rPr>
+          <w:rFonts w:hint="eastAsia"/>
+        </w:rPr>
+        <w:t xml:space="preserve"> 좋을 것 같다고 함</w:t>
       </w:r>
       <w:r>
         <w:rPr>
@@ -410,7 +599,7 @@
                     <pic:cNvPicPr/>
                   </pic:nvPicPr>
                   <pic:blipFill rotWithShape="1">
-                    <a:blip r:embed="rId4"/>
+                    <a:blip r:embed="rId5"/>
                     <a:srcRect t="1990"/>
                     <a:stretch/>
                   </pic:blipFill>
@@ -457,7 +646,7 @@
                     <pic:cNvPicPr/>
                   </pic:nvPicPr>
                   <pic:blipFill>
-                    <a:blip r:embed="rId5"/>
+                    <a:blip r:embed="rId6"/>
                     <a:stretch>
                       <a:fillRect/>
                     </a:stretch>
@@ -479,114 +668,389 @@
       </w:r>
     </w:p>
     <w:p>
+      <w:r>
+        <w:rPr>
+          <w:rFonts w:hint="eastAsia"/>
+        </w:rPr>
+        <w:t>현실 세계에서는,</w:t>
+      </w:r>
+      <w:r>
+        <w:t xml:space="preserve"> </w:t>
+      </w:r>
+      <w:r>
+        <w:rPr>
+          <w:rFonts w:hint="eastAsia"/>
+        </w:rPr>
+        <w:t xml:space="preserve">신용등급이 제일 낮은 사람 구간에서도 정부가 저금리로 대출해줄 수도 있다고 함 </w:t>
+      </w:r>
+    </w:p>
+    <w:p>
+      <w:r>
+        <w:t xml:space="preserve">- </w:t>
+      </w:r>
+      <w:r>
+        <w:t>Box plot</w:t>
+      </w:r>
+      <w:r>
+        <w:rPr>
+          <w:rFonts w:hint="eastAsia"/>
+        </w:rPr>
+        <w:t>들을 보면 이상치를 제거할 일부 항목들이 보임</w:t>
+      </w:r>
+    </w:p>
+    <w:p>
+      <w:r>
+        <w:rPr>
+          <w:rFonts w:hint="eastAsia"/>
+        </w:rPr>
+        <w:t>-</w:t>
+      </w:r>
+      <w:r>
+        <w:t xml:space="preserve"> </w:t>
+      </w:r>
+      <w:r>
+        <w:rPr>
+          <w:rFonts w:hint="eastAsia"/>
+        </w:rPr>
+        <w:t xml:space="preserve">나이 변수가 있는데 연령대별로 명목형 변수로 만들어줄 수도 있을 듯 </w:t>
+      </w:r>
+      <w:r>
+        <w:t xml:space="preserve"> </w:t>
+      </w:r>
+    </w:p>
+    <w:p>
+      <w:r>
+        <w:rPr>
+          <w:rFonts w:hint="eastAsia"/>
+        </w:rPr>
+        <w:t>-</w:t>
+      </w:r>
+      <w:r>
+        <w:t xml:space="preserve"> </w:t>
+      </w:r>
+      <w:r>
+        <w:rPr>
+          <w:rFonts w:hint="eastAsia"/>
+        </w:rPr>
+        <w:t xml:space="preserve">클래스 별 개수가 상이함 </w:t>
+      </w:r>
+      <w:r>
+        <w:sym w:font="Wingdings" w:char="F0E0"/>
+      </w:r>
+      <w:r>
+        <w:t xml:space="preserve"> </w:t>
+      </w:r>
+      <w:proofErr w:type="spellStart"/>
+      <w:r>
+        <w:t>undersampling</w:t>
+      </w:r>
+      <w:proofErr w:type="spellEnd"/>
+      <w:r>
+        <w:t xml:space="preserve"> </w:t>
+      </w:r>
+      <w:r>
+        <w:rPr>
+          <w:rFonts w:hint="eastAsia"/>
+        </w:rPr>
+        <w:t xml:space="preserve">혹은 </w:t>
+      </w:r>
+      <w:r>
+        <w:t>G</w:t>
+      </w:r>
+      <w:r>
+        <w:rPr>
+          <w:rFonts w:hint="eastAsia"/>
+        </w:rPr>
+        <w:t xml:space="preserve">클래스/나머지 </w:t>
+      </w:r>
+      <w:proofErr w:type="spellStart"/>
+      <w:r>
+        <w:rPr>
+          <w:rFonts w:hint="eastAsia"/>
+        </w:rPr>
+        <w:t>이런식으로</w:t>
+      </w:r>
+      <w:proofErr w:type="spellEnd"/>
+      <w:r>
+        <w:rPr>
+          <w:rFonts w:hint="eastAsia"/>
+        </w:rPr>
+        <w:t xml:space="preserve"> </w:t>
+      </w:r>
+      <w:r>
+        <w:rPr>
+          <w:rFonts w:hint="eastAsia"/>
+        </w:rPr>
+        <w:t xml:space="preserve">예측하는 모델 </w:t>
+      </w:r>
+      <w:proofErr w:type="spellStart"/>
+      <w:r>
+        <w:rPr>
+          <w:rFonts w:hint="eastAsia"/>
+        </w:rPr>
+        <w:t>만들어보기</w:t>
+      </w:r>
+      <w:proofErr w:type="spellEnd"/>
+      <w:r>
+        <w:rPr>
+          <w:rFonts w:hint="eastAsia"/>
+        </w:rPr>
+        <w:t xml:space="preserve"> </w:t>
+      </w:r>
+    </w:p>
+    <w:p/>
+    <w:p/>
+    <w:p>
+      <w:r>
+        <w:rPr>
+          <w:rFonts w:hint="eastAsia"/>
+        </w:rPr>
+        <w:t>#</w:t>
+      </w:r>
+      <w:r>
+        <w:t xml:space="preserve"> </w:t>
+      </w:r>
+      <w:proofErr w:type="spellStart"/>
+      <w:r>
+        <w:t>loan_int_rate</w:t>
+      </w:r>
+      <w:proofErr w:type="spellEnd"/>
+      <w:r>
+        <w:rPr>
+          <w:rFonts w:hint="eastAsia"/>
+        </w:rPr>
+        <w:t>를 빼고 학습해보니 바로 성능 내려가고,</w:t>
+      </w:r>
+      <w:r>
+        <w:t xml:space="preserve"> </w:t>
+      </w:r>
+      <w:r>
+        <w:rPr>
+          <w:rFonts w:hint="eastAsia"/>
+        </w:rPr>
+        <w:t xml:space="preserve">개수가 적은 </w:t>
+      </w:r>
+      <w:r>
+        <w:t>G</w:t>
+      </w:r>
+      <w:r>
+        <w:rPr>
+          <w:rFonts w:hint="eastAsia"/>
+        </w:rPr>
+        <w:t>클래스는 아예 맞히지 못함</w:t>
+      </w:r>
+    </w:p>
+    <w:p>
+      <w:r>
+        <w:rPr>
+          <w:rFonts w:hint="eastAsia"/>
+        </w:rPr>
+        <w:t>이렇게 되어야 정상</w:t>
+      </w:r>
+      <w:r>
+        <w:rPr>
+          <w:rFonts w:hint="eastAsia"/>
+        </w:rPr>
+        <w:t xml:space="preserve"> </w:t>
+      </w:r>
+      <w:proofErr w:type="spellStart"/>
+      <w:r>
+        <w:rPr>
+          <w:rFonts w:hint="eastAsia"/>
+        </w:rPr>
+        <w:t>상황인듯</w:t>
+      </w:r>
+      <w:proofErr w:type="spellEnd"/>
+      <w:r>
+        <w:rPr>
+          <w:rFonts w:hint="eastAsia"/>
+        </w:rPr>
+        <w:t>?</w:t>
+      </w:r>
+      <w:r>
+        <w:t xml:space="preserve"> </w:t>
+      </w:r>
+    </w:p>
+    <w:p>
       <w:pPr>
-        <w:rPr>
-          <w:rFonts w:hint="eastAsia"/>
-        </w:rPr>
+        <w:pStyle w:val="a3"/>
+        <w:numPr>
+          <w:ilvl w:val="0"/>
+          <w:numId w:val="1"/>
+        </w:numPr>
+        <w:ind w:leftChars="0"/>
       </w:pPr>
-      <w:r>
-        <w:rPr>
-          <w:rFonts w:hint="eastAsia"/>
-        </w:rPr>
-        <w:t>현실 세계에서는,</w:t>
-      </w:r>
-      <w:r>
-        <w:t xml:space="preserve"> </w:t>
-      </w:r>
-      <w:r>
-        <w:rPr>
-          <w:rFonts w:hint="eastAsia"/>
-        </w:rPr>
-        <w:t xml:space="preserve">신용등급이 제일 낮은 사람 구간에서도 정부가 저금리로 대출해줄 수도 있다고 함 </w:t>
-      </w:r>
-    </w:p>
-    <w:p>
-      <w:r>
-        <w:t xml:space="preserve">- </w:t>
-      </w:r>
-      <w:r>
-        <w:t>Box plot</w:t>
-      </w:r>
-      <w:r>
-        <w:rPr>
-          <w:rFonts w:hint="eastAsia"/>
-        </w:rPr>
-        <w:t>들을 보면 이상치를 제거할 일부 항목들이 보임</w:t>
-      </w:r>
-    </w:p>
-    <w:p>
-      <w:r>
-        <w:rPr>
-          <w:rFonts w:hint="eastAsia"/>
-        </w:rPr>
+      <w:proofErr w:type="spellStart"/>
+      <w:r>
+        <w:rPr>
+          <w:rFonts w:hint="eastAsia"/>
+        </w:rPr>
+        <w:t>l</w:t>
+      </w:r>
+      <w:r>
+        <w:t>oan_int_rate</w:t>
+      </w:r>
+      <w:proofErr w:type="spellEnd"/>
+      <w:r>
+        <w:rPr>
+          <w:rFonts w:hint="eastAsia"/>
+        </w:rPr>
+        <w:t xml:space="preserve">를 빼지 않았을 때 </w:t>
+      </w:r>
+      <w:proofErr w:type="spellStart"/>
+      <w:r>
+        <w:rPr>
+          <w:rFonts w:hint="eastAsia"/>
+        </w:rPr>
+        <w:t>랜덤포레스트</w:t>
+      </w:r>
+      <w:proofErr w:type="spellEnd"/>
+      <w:r>
+        <w:rPr>
+          <w:rFonts w:hint="eastAsia"/>
+        </w:rPr>
+        <w:t xml:space="preserve"> 간단모델 결과</w:t>
+      </w:r>
+    </w:p>
+    <w:p>
+      <w:r>
+        <w:rPr>
+          <w:noProof/>
+        </w:rPr>
+        <w:drawing>
+          <wp:inline distT="0" distB="0" distL="0" distR="0" wp14:anchorId="097E5253" wp14:editId="196DD726">
+            <wp:extent cx="3219553" cy="3165894"/>
+            <wp:effectExtent l="0" t="0" r="0" b="0"/>
+            <wp:docPr id="3" name="그림 3"/>
+            <wp:cNvGraphicFramePr>
+              <a:graphicFrameLocks xmlns:a="http://schemas.openxmlformats.org/drawingml/2006/main" noChangeAspect="1"/>
+            </wp:cNvGraphicFramePr>
+            <a:graphic xmlns:a="http://schemas.openxmlformats.org/drawingml/2006/main">
+              <a:graphicData uri="http://schemas.openxmlformats.org/drawingml/2006/picture">
+                <pic:pic xmlns:pic="http://schemas.openxmlformats.org/drawingml/2006/picture">
+                  <pic:nvPicPr>
+                    <pic:cNvPr id="1" name=""/>
+                    <pic:cNvPicPr/>
+                  </pic:nvPicPr>
+                  <pic:blipFill>
+                    <a:blip r:embed="rId7"/>
+                    <a:stretch>
+                      <a:fillRect/>
+                    </a:stretch>
+                  </pic:blipFill>
+                  <pic:spPr>
+                    <a:xfrm>
+                      <a:off x="0" y="0"/>
+                      <a:ext cx="3221797" cy="3168100"/>
+                    </a:xfrm>
+                    <a:prstGeom prst="rect">
+                      <a:avLst/>
+                    </a:prstGeom>
+                  </pic:spPr>
+                </pic:pic>
+              </a:graphicData>
+            </a:graphic>
+          </wp:inline>
+        </w:drawing>
+      </w:r>
+      <w:r>
+        <w:t xml:space="preserve"> </w:t>
+      </w:r>
+    </w:p>
+    <w:p>
+      <w:pPr>
+        <w:pStyle w:val="a3"/>
+        <w:numPr>
+          <w:ilvl w:val="0"/>
+          <w:numId w:val="1"/>
+        </w:numPr>
+        <w:ind w:leftChars="0"/>
+      </w:pPr>
+      <w:proofErr w:type="spellStart"/>
+      <w:r>
+        <w:t>loan_int_rate</w:t>
+      </w:r>
+      <w:proofErr w:type="spellEnd"/>
+      <w:r>
+        <w:rPr>
+          <w:rFonts w:hint="eastAsia"/>
+        </w:rPr>
+        <w:t xml:space="preserve">를 빼고 </w:t>
+      </w:r>
+      <w:proofErr w:type="spellStart"/>
+      <w:r>
+        <w:rPr>
+          <w:rFonts w:hint="eastAsia"/>
+        </w:rPr>
+        <w:t>랜덤포레스트</w:t>
+      </w:r>
+      <w:proofErr w:type="spellEnd"/>
+      <w:r>
+        <w:rPr>
+          <w:rFonts w:hint="eastAsia"/>
+        </w:rPr>
+        <w:t xml:space="preserve"> 간단모델 결과)</w:t>
+      </w:r>
+    </w:p>
+    <w:p>
+      <w:r>
+        <w:rPr>
+          <w:noProof/>
+        </w:rPr>
+        <w:drawing>
+          <wp:inline distT="0" distB="0" distL="0" distR="0" wp14:anchorId="313024A0" wp14:editId="2CE5D214">
+            <wp:extent cx="2898475" cy="2898475"/>
+            <wp:effectExtent l="0" t="0" r="0" b="0"/>
+            <wp:docPr id="4" name="그림 4"/>
+            <wp:cNvGraphicFramePr>
+              <a:graphicFrameLocks xmlns:a="http://schemas.openxmlformats.org/drawingml/2006/main" noChangeAspect="1"/>
+            </wp:cNvGraphicFramePr>
+            <a:graphic xmlns:a="http://schemas.openxmlformats.org/drawingml/2006/main">
+              <a:graphicData uri="http://schemas.openxmlformats.org/drawingml/2006/picture">
+                <pic:pic xmlns:pic="http://schemas.openxmlformats.org/drawingml/2006/picture">
+                  <pic:nvPicPr>
+                    <pic:cNvPr id="1" name=""/>
+                    <pic:cNvPicPr/>
+                  </pic:nvPicPr>
+                  <pic:blipFill>
+                    <a:blip r:embed="rId8"/>
+                    <a:stretch>
+                      <a:fillRect/>
+                    </a:stretch>
+                  </pic:blipFill>
+                  <pic:spPr>
+                    <a:xfrm>
+                      <a:off x="0" y="0"/>
+                      <a:ext cx="2899447" cy="2899447"/>
+                    </a:xfrm>
+                    <a:prstGeom prst="rect">
+                      <a:avLst/>
+                    </a:prstGeom>
+                  </pic:spPr>
+                </pic:pic>
+              </a:graphicData>
+            </a:graphic>
+          </wp:inline>
+        </w:drawing>
+      </w:r>
+    </w:p>
+    <w:p/>
+    <w:p/>
+    <w:p>
+      <w:pPr>
+        <w:rPr>
+          <w:rFonts w:hint="eastAsia"/>
+        </w:rPr>
+      </w:pPr>
+      <w:r>
+        <w:rPr>
+          <w:rFonts w:hint="eastAsia"/>
+        </w:rPr>
+        <w:lastRenderedPageBreak/>
         <w:t>-</w:t>
       </w:r>
       <w:r>
         <w:t xml:space="preserve"> </w:t>
-      </w:r>
-      <w:r>
-        <w:rPr>
-          <w:rFonts w:hint="eastAsia"/>
-        </w:rPr>
-        <w:t xml:space="preserve">나이 변수가 있는데 연령대별로 명목형 변수로 만들어줄 수도 있을 듯 </w:t>
-      </w:r>
-      <w:r>
-        <w:t xml:space="preserve"> </w:t>
-      </w:r>
-    </w:p>
-    <w:p>
-      <w:pPr>
-        <w:rPr>
-          <w:rFonts w:hint="eastAsia"/>
-        </w:rPr>
-      </w:pPr>
-      <w:r>
-        <w:rPr>
-          <w:rFonts w:hint="eastAsia"/>
-        </w:rPr>
-        <w:t>-</w:t>
-      </w:r>
-      <w:r>
-        <w:t xml:space="preserve"> </w:t>
-      </w:r>
-      <w:r>
-        <w:rPr>
-          <w:rFonts w:hint="eastAsia"/>
-        </w:rPr>
-        <w:t xml:space="preserve">클래스 별 개수가 상이함 </w:t>
-      </w:r>
-      <w:r>
-        <w:sym w:font="Wingdings" w:char="F0E0"/>
-      </w:r>
-      <w:r>
-        <w:t xml:space="preserve"> undersampling</w:t>
-      </w:r>
-      <w:r>
-        <w:t xml:space="preserve"> /</w:t>
-      </w:r>
-      <w:r>
-        <w:t xml:space="preserve"> </w:t>
-      </w:r>
-      <w:r>
-        <w:rPr>
-          <w:rFonts w:hint="eastAsia"/>
-        </w:rPr>
-        <w:t xml:space="preserve">혹은 </w:t>
-      </w:r>
-      <w:r>
-        <w:t>G</w:t>
-      </w:r>
-      <w:r>
-        <w:rPr>
-          <w:rFonts w:hint="eastAsia"/>
-        </w:rPr>
-        <w:t xml:space="preserve">클래스/나머지 이런식으로 </w:t>
-      </w:r>
-      <w:r>
-        <w:rPr>
-          <w:rFonts w:hint="eastAsia"/>
-        </w:rPr>
-        <w:t xml:space="preserve">예측하는 모델 만들어보기 </w:t>
       </w:r>
     </w:p>
     <w:sectPr>
@@ -597,6 +1061,103 @@
     </w:sectPr>
   </w:body>
 </w:document>
+</file>
+
+<file path=word/numbering.xml><?xml version="1.0" encoding="utf-8"?>
+<w:numbering xmlns:wpc="http://schemas.microsoft.com/office/word/2010/wordprocessingCanvas" xmlns:cx="http://schemas.microsoft.com/office/drawing/2014/chartex" xmlns:cx1="http://schemas.microsoft.com/office/drawing/2015/9/8/chartex" xmlns:cx2="http://schemas.microsoft.com/office/drawing/2015/10/21/chartex" xmlns:cx3="http://schemas.microsoft.com/office/drawing/2016/5/9/chartex" xmlns:cx4="http://schemas.microsoft.com/office/drawing/2016/5/10/chartex" xmlns:cx5="http://schemas.microsoft.com/office/drawing/2016/5/11/chartex" xmlns:cx6="http://schemas.microsoft.com/office/drawing/2016/5/12/chartex" xmlns:cx7="http://schemas.microsoft.com/office/drawing/2016/5/13/chartex" xmlns:cx8="http://schemas.microsoft.com/office/drawing/2016/5/14/chartex" xmlns:mc="http://schemas.openxmlformats.org/markup-compatibility/2006" xmlns:aink="http://schemas.microsoft.com/office/drawing/2016/ink" xmlns:am3d="http://schemas.microsoft.com/office/drawing/2017/model3d" xmlns:o="urn:schemas-microsoft-com:office:office" xmlns:r="http://schemas.openxmlformats.org/officeDocument/2006/relationships" xmlns:m="http://schemas.openxmlformats.org/officeDocument/2006/math" xmlns:v="urn:schemas-microsoft-com:vml" xmlns:wp14="http://schemas.microsoft.com/office/word/2010/wordprocessingDrawing" xmlns:wp="http://schemas.openxmlformats.org/drawingml/2006/wordprocessingDrawing" xmlns:w10="urn:schemas-microsoft-com:office:word" xmlns:w="http://schemas.openxmlformats.org/wordprocessingml/2006/main" xmlns:w14="http://schemas.microsoft.com/office/word/2010/wordml" xmlns:w15="http://schemas.microsoft.com/office/word/2012/wordml" xmlns:w16cex="http://schemas.microsoft.com/office/word/2018/wordml/cex" xmlns:w16cid="http://schemas.microsoft.com/office/word/2016/wordml/cid" xmlns:w16="http://schemas.microsoft.com/office/word/2018/wordml" xmlns:w16sdtdh="http://schemas.microsoft.com/office/word/2020/wordml/sdtdatahash" xmlns:w16se="http://schemas.microsoft.com/office/word/2015/wordml/symex" xmlns:wpg="http://schemas.microsoft.com/office/word/2010/wordprocessingGroup" xmlns:wpi="http://schemas.microsoft.com/office/word/2010/wordprocessingInk" xmlns:wne="http://schemas.microsoft.com/office/word/2006/wordml" xmlns:wps="http://schemas.microsoft.com/office/word/2010/wordprocessingShape" mc:Ignorable="w14 w15 w16se w16cid w16 w16cex w16sdtdh wp14">
+  <w:abstractNum w:abstractNumId="0" w15:restartNumberingAfterBreak="0">
+    <w:nsid w:val="48FB09C4"/>
+    <w:multiLevelType w:val="hybridMultilevel"/>
+    <w:tmpl w:val="DBDC449A"/>
+    <w:lvl w:ilvl="0" w:tplc="5F56CF1C">
+      <w:start w:val="1"/>
+      <w:numFmt w:val="decimal"/>
+      <w:lvlText w:val="(%1)"/>
+      <w:lvlJc w:val="left"/>
+      <w:pPr>
+        <w:ind w:left="760" w:hanging="360"/>
+      </w:pPr>
+      <w:rPr>
+        <w:rFonts w:hint="default"/>
+      </w:rPr>
+    </w:lvl>
+    <w:lvl w:ilvl="1" w:tplc="04090019" w:tentative="1">
+      <w:start w:val="1"/>
+      <w:numFmt w:val="upperLetter"/>
+      <w:lvlText w:val="%2."/>
+      <w:lvlJc w:val="left"/>
+      <w:pPr>
+        <w:ind w:left="1200" w:hanging="400"/>
+      </w:pPr>
+    </w:lvl>
+    <w:lvl w:ilvl="2" w:tplc="0409001B" w:tentative="1">
+      <w:start w:val="1"/>
+      <w:numFmt w:val="lowerRoman"/>
+      <w:lvlText w:val="%3."/>
+      <w:lvlJc w:val="right"/>
+      <w:pPr>
+        <w:ind w:left="1600" w:hanging="400"/>
+      </w:pPr>
+    </w:lvl>
+    <w:lvl w:ilvl="3" w:tplc="0409000F" w:tentative="1">
+      <w:start w:val="1"/>
+      <w:numFmt w:val="decimal"/>
+      <w:lvlText w:val="%4."/>
+      <w:lvlJc w:val="left"/>
+      <w:pPr>
+        <w:ind w:left="2000" w:hanging="400"/>
+      </w:pPr>
+    </w:lvl>
+    <w:lvl w:ilvl="4" w:tplc="04090019" w:tentative="1">
+      <w:start w:val="1"/>
+      <w:numFmt w:val="upperLetter"/>
+      <w:lvlText w:val="%5."/>
+      <w:lvlJc w:val="left"/>
+      <w:pPr>
+        <w:ind w:left="2400" w:hanging="400"/>
+      </w:pPr>
+    </w:lvl>
+    <w:lvl w:ilvl="5" w:tplc="0409001B" w:tentative="1">
+      <w:start w:val="1"/>
+      <w:numFmt w:val="lowerRoman"/>
+      <w:lvlText w:val="%6."/>
+      <w:lvlJc w:val="right"/>
+      <w:pPr>
+        <w:ind w:left="2800" w:hanging="400"/>
+      </w:pPr>
+    </w:lvl>
+    <w:lvl w:ilvl="6" w:tplc="0409000F" w:tentative="1">
+      <w:start w:val="1"/>
+      <w:numFmt w:val="decimal"/>
+      <w:lvlText w:val="%7."/>
+      <w:lvlJc w:val="left"/>
+      <w:pPr>
+        <w:ind w:left="3200" w:hanging="400"/>
+      </w:pPr>
+    </w:lvl>
+    <w:lvl w:ilvl="7" w:tplc="04090019" w:tentative="1">
+      <w:start w:val="1"/>
+      <w:numFmt w:val="upperLetter"/>
+      <w:lvlText w:val="%8."/>
+      <w:lvlJc w:val="left"/>
+      <w:pPr>
+        <w:ind w:left="3600" w:hanging="400"/>
+      </w:pPr>
+    </w:lvl>
+    <w:lvl w:ilvl="8" w:tplc="0409001B" w:tentative="1">
+      <w:start w:val="1"/>
+      <w:numFmt w:val="lowerRoman"/>
+      <w:lvlText w:val="%9."/>
+      <w:lvlJc w:val="right"/>
+      <w:pPr>
+        <w:ind w:left="4000" w:hanging="400"/>
+      </w:pPr>
+    </w:lvl>
+  </w:abstractNum>
+  <w:num w:numId="1">
+    <w:abstractNumId w:val="0"/>
+  </w:num>
+</w:numbering>
 </file>
 
 <file path=word/styles.xml><?xml version="1.0" encoding="utf-8"?>

--- a/프로젝트_신용등급분류/프로젝트 실험 일지.docx
+++ b/프로젝트_신용등급분류/프로젝트 실험 일지.docx
@@ -143,115 +143,111 @@
       </w:r>
     </w:p>
     <w:p>
+      <w:r>
+        <w:rPr>
+          <w:rFonts w:hint="eastAsia"/>
+        </w:rPr>
+        <w:t xml:space="preserve">모델을 해석해보자 </w:t>
+      </w:r>
+    </w:p>
+    <w:p>
+      <w:r>
+        <w:rPr>
+          <w:rFonts w:hint="eastAsia"/>
+        </w:rPr>
+        <w:t>-</w:t>
+      </w:r>
+      <w:r>
+        <w:t xml:space="preserve"> </w:t>
+      </w:r>
+      <w:r>
+        <w:rPr>
+          <w:rFonts w:hint="eastAsia"/>
+        </w:rPr>
+        <w:t>변수에 노이즈를 추가할 예정</w:t>
+      </w:r>
+      <w:r>
+        <w:t xml:space="preserve">: </w:t>
+      </w:r>
+      <w:r>
+        <w:rPr>
+          <w:rFonts w:hint="eastAsia"/>
+        </w:rPr>
+        <w:t xml:space="preserve">일단 노이즈 </w:t>
+      </w:r>
+      <w:proofErr w:type="spellStart"/>
+      <w:r>
+        <w:rPr>
+          <w:rFonts w:hint="eastAsia"/>
+        </w:rPr>
+        <w:t>안넣고</w:t>
+      </w:r>
+      <w:proofErr w:type="spellEnd"/>
+      <w:r>
+        <w:rPr>
+          <w:rFonts w:hint="eastAsia"/>
+        </w:rPr>
+        <w:t xml:space="preserve"> </w:t>
+      </w:r>
+      <w:proofErr w:type="spellStart"/>
+      <w:r>
+        <w:rPr>
+          <w:rFonts w:hint="eastAsia"/>
+        </w:rPr>
+        <w:t>해보는중</w:t>
+      </w:r>
+      <w:proofErr w:type="spellEnd"/>
+    </w:p>
+    <w:p>
       <w:pPr>
         <w:rPr>
-          <w:rFonts w:hint="eastAsia"/>
+          <w:strike/>
         </w:rPr>
       </w:pPr>
       <w:r>
         <w:rPr>
           <w:rFonts w:hint="eastAsia"/>
-        </w:rPr>
-        <w:t xml:space="preserve">모델을 해석해보자 </w:t>
-      </w:r>
-    </w:p>
-    <w:p>
-      <w:r>
-        <w:rPr>
-          <w:rFonts w:hint="eastAsia"/>
+          <w:strike/>
         </w:rPr>
         <w:t>-</w:t>
       </w:r>
       <w:r>
-        <w:t xml:space="preserve"> </w:t>
-      </w:r>
-      <w:r>
-        <w:rPr>
-          <w:rFonts w:hint="eastAsia"/>
-        </w:rPr>
-        <w:t xml:space="preserve">변수에 노이즈를 추가할 </w:t>
-      </w:r>
-      <w:proofErr w:type="gramStart"/>
-      <w:r>
-        <w:rPr>
-          <w:rFonts w:hint="eastAsia"/>
-        </w:rPr>
-        <w:t xml:space="preserve">예정 </w:t>
-      </w:r>
-      <w:r>
-        <w:t>:</w:t>
-      </w:r>
-      <w:proofErr w:type="gramEnd"/>
-      <w:r>
-        <w:t xml:space="preserve"> </w:t>
-      </w:r>
-      <w:r>
-        <w:rPr>
-          <w:rFonts w:hint="eastAsia"/>
-        </w:rPr>
-        <w:t xml:space="preserve">일단 노이즈 </w:t>
-      </w:r>
-      <w:proofErr w:type="spellStart"/>
-      <w:r>
-        <w:rPr>
-          <w:rFonts w:hint="eastAsia"/>
-        </w:rPr>
-        <w:t>안넣고</w:t>
-      </w:r>
-      <w:proofErr w:type="spellEnd"/>
-      <w:r>
-        <w:rPr>
-          <w:rFonts w:hint="eastAsia"/>
-        </w:rPr>
-        <w:t xml:space="preserve"> </w:t>
-      </w:r>
-      <w:proofErr w:type="spellStart"/>
-      <w:r>
-        <w:rPr>
-          <w:rFonts w:hint="eastAsia"/>
-        </w:rPr>
-        <w:t>해보는중</w:t>
-      </w:r>
-      <w:proofErr w:type="spellEnd"/>
-    </w:p>
-    <w:p>
-      <w:pPr>
         <w:rPr>
           <w:strike/>
         </w:rPr>
-      </w:pPr>
+        <w:t xml:space="preserve"> </w:t>
+      </w:r>
       <w:r>
         <w:rPr>
           <w:rFonts w:hint="eastAsia"/>
           <w:strike/>
         </w:rPr>
-        <w:t>-</w:t>
+        <w:t xml:space="preserve">간단 </w:t>
       </w:r>
       <w:r>
         <w:rPr>
           <w:strike/>
         </w:rPr>
-        <w:t xml:space="preserve"> </w:t>
+        <w:t xml:space="preserve">random forest </w:t>
       </w:r>
       <w:r>
         <w:rPr>
           <w:rFonts w:hint="eastAsia"/>
           <w:strike/>
         </w:rPr>
-        <w:t xml:space="preserve">간단 </w:t>
+        <w:t>돌리기를 해봄</w:t>
       </w:r>
       <w:r>
         <w:rPr>
           <w:strike/>
         </w:rPr>
-        <w:t xml:space="preserve">random forest </w:t>
-      </w:r>
-      <w:r>
-        <w:rPr>
-          <w:rFonts w:hint="eastAsia"/>
+        <w:t xml:space="preserve"> </w:t>
+      </w:r>
+      <w:r>
+        <w:rPr>
           <w:strike/>
         </w:rPr>
-        <w:t>돌리기를 해봄</w:t>
+        <w:sym w:font="Wingdings" w:char="F0E0"/>
       </w:r>
       <w:r>
         <w:rPr>
@@ -261,156 +257,144 @@
       </w:r>
       <w:r>
         <w:rPr>
+          <w:rFonts w:hint="eastAsia"/>
           <w:strike/>
         </w:rPr>
+        <w:t>o</w:t>
+      </w:r>
+      <w:r>
+        <w:rPr>
+          <w:strike/>
+        </w:rPr>
+        <w:t xml:space="preserve">bject </w:t>
+      </w:r>
+      <w:r>
+        <w:rPr>
+          <w:rFonts w:hint="eastAsia"/>
+          <w:strike/>
+        </w:rPr>
+        <w:t>변수 빼고 돌린</w:t>
+      </w:r>
+      <w:r>
+        <w:rPr>
+          <w:rFonts w:hint="eastAsia"/>
+          <w:strike/>
+        </w:rPr>
+        <w:t xml:space="preserve"> </w:t>
+      </w:r>
+      <w:r>
+        <w:rPr>
+          <w:rFonts w:hint="eastAsia"/>
+          <w:strike/>
+        </w:rPr>
+        <w:t xml:space="preserve">거가 </w:t>
+      </w:r>
+      <w:r>
+        <w:rPr>
+          <w:strike/>
+        </w:rPr>
+        <w:t xml:space="preserve">one-hot encoding </w:t>
+      </w:r>
+      <w:r>
+        <w:rPr>
+          <w:rFonts w:hint="eastAsia"/>
+          <w:strike/>
+        </w:rPr>
+        <w:t xml:space="preserve">한 결과보다 좋음 </w:t>
+      </w:r>
+      <w:proofErr w:type="spellStart"/>
+      <w:r>
+        <w:rPr>
+          <w:rFonts w:hint="eastAsia"/>
+          <w:strike/>
+        </w:rPr>
+        <w:t>왜지</w:t>
+      </w:r>
+      <w:proofErr w:type="spellEnd"/>
+      <w:r>
+        <w:rPr>
+          <w:rFonts w:hint="eastAsia"/>
+          <w:strike/>
+        </w:rPr>
+        <w:t>?</w:t>
+      </w:r>
+      <w:r>
+        <w:rPr>
+          <w:strike/>
+        </w:rPr>
+        <w:t xml:space="preserve"> </w:t>
+      </w:r>
+    </w:p>
+    <w:p/>
+    <w:p>
+      <w:r>
+        <w:t>#</w:t>
+      </w:r>
+      <w:r>
+        <w:t xml:space="preserve"> </w:t>
+      </w:r>
+      <w:r>
+        <w:rPr>
+          <w:rFonts w:hint="eastAsia"/>
+        </w:rPr>
+        <w:t>노이즈를 추가하지 않은 원본 데이터에</w:t>
+      </w:r>
+      <w:r>
+        <w:t xml:space="preserve"> </w:t>
+      </w:r>
+      <w:r>
+        <w:t>EDA</w:t>
+      </w:r>
+      <w:r>
+        <w:rPr>
+          <w:rFonts w:hint="eastAsia"/>
+        </w:rPr>
+        <w:t xml:space="preserve">를 해봄 </w:t>
+      </w:r>
+    </w:p>
+    <w:p>
+      <w:r>
+        <w:t xml:space="preserve">- </w:t>
+      </w:r>
+      <w:proofErr w:type="spellStart"/>
+      <w:r>
+        <w:t>Loan_int_rate</w:t>
+      </w:r>
+      <w:proofErr w:type="spellEnd"/>
+      <w:r>
+        <w:rPr>
+          <w:rFonts w:hint="eastAsia"/>
+        </w:rPr>
+        <w:t xml:space="preserve">로 너무 </w:t>
+      </w:r>
+      <w:r>
+        <w:rPr>
+          <w:rFonts w:hint="eastAsia"/>
+        </w:rPr>
+        <w:t xml:space="preserve">분포가 </w:t>
+      </w:r>
+      <w:r>
+        <w:rPr>
+          <w:rFonts w:hint="eastAsia"/>
+        </w:rPr>
+        <w:t>잘 구분되는 것 같음.</w:t>
+      </w:r>
+      <w:r>
+        <w:t xml:space="preserve"> </w:t>
+      </w:r>
+      <w:r>
+        <w:rPr>
+          <w:rFonts w:hint="eastAsia"/>
+        </w:rPr>
+        <w:t>대출과 관련된 이자율로 이자율이 높아지면 당연히 신용도가 낮아지는 거 아닌가?</w:t>
+      </w:r>
+      <w:r>
+        <w:t xml:space="preserve"> </w:t>
+      </w:r>
+      <w:r>
         <w:sym w:font="Wingdings" w:char="F0E0"/>
       </w:r>
       <w:r>
-        <w:rPr>
-          <w:strike/>
-        </w:rPr>
-        <w:t xml:space="preserve"> </w:t>
-      </w:r>
-      <w:r>
-        <w:rPr>
-          <w:rFonts w:hint="eastAsia"/>
-          <w:strike/>
-        </w:rPr>
-        <w:t>o</w:t>
-      </w:r>
-      <w:r>
-        <w:rPr>
-          <w:strike/>
-        </w:rPr>
-        <w:t xml:space="preserve">bject </w:t>
-      </w:r>
-      <w:r>
-        <w:rPr>
-          <w:rFonts w:hint="eastAsia"/>
-          <w:strike/>
-        </w:rPr>
-        <w:t>변수 빼고 돌린</w:t>
-      </w:r>
-      <w:r>
-        <w:rPr>
-          <w:rFonts w:hint="eastAsia"/>
-          <w:strike/>
-        </w:rPr>
-        <w:t xml:space="preserve"> </w:t>
-      </w:r>
-      <w:r>
-        <w:rPr>
-          <w:rFonts w:hint="eastAsia"/>
-          <w:strike/>
-        </w:rPr>
-        <w:t xml:space="preserve">거가 </w:t>
-      </w:r>
-      <w:r>
-        <w:rPr>
-          <w:strike/>
-        </w:rPr>
-        <w:t xml:space="preserve">one-hot encoding </w:t>
-      </w:r>
-      <w:r>
-        <w:rPr>
-          <w:rFonts w:hint="eastAsia"/>
-          <w:strike/>
-        </w:rPr>
-        <w:t xml:space="preserve">한 결과보다 좋음 </w:t>
-      </w:r>
-      <w:proofErr w:type="spellStart"/>
-      <w:r>
-        <w:rPr>
-          <w:rFonts w:hint="eastAsia"/>
-          <w:strike/>
-        </w:rPr>
-        <w:t>왜지</w:t>
-      </w:r>
-      <w:proofErr w:type="spellEnd"/>
-      <w:r>
-        <w:rPr>
-          <w:rFonts w:hint="eastAsia"/>
-          <w:strike/>
-        </w:rPr>
-        <w:t>?</w:t>
-      </w:r>
-      <w:r>
-        <w:rPr>
-          <w:strike/>
-        </w:rPr>
-        <w:t xml:space="preserve"> </w:t>
-      </w:r>
-    </w:p>
-    <w:p/>
-    <w:p>
-      <w:r>
-        <w:t>#</w:t>
-      </w:r>
-      <w:r>
-        <w:t xml:space="preserve"> </w:t>
-      </w:r>
-      <w:r>
-        <w:rPr>
-          <w:rFonts w:hint="eastAsia"/>
-        </w:rPr>
-        <w:t>노이즈를 추가하지 않은 원본 데이터에</w:t>
-      </w:r>
-      <w:r>
-        <w:t xml:space="preserve"> </w:t>
-      </w:r>
-      <w:r>
-        <w:t>EDA</w:t>
-      </w:r>
-      <w:r>
-        <w:rPr>
-          <w:rFonts w:hint="eastAsia"/>
-        </w:rPr>
-        <w:t xml:space="preserve">를 해봄 </w:t>
-      </w:r>
-    </w:p>
-    <w:p>
-      <w:r>
-        <w:t xml:space="preserve">- </w:t>
-      </w:r>
-      <w:proofErr w:type="spellStart"/>
-      <w:r>
-        <w:t>Loan_int_rate</w:t>
-      </w:r>
-      <w:proofErr w:type="spellEnd"/>
-      <w:r>
-        <w:rPr>
-          <w:rFonts w:hint="eastAsia"/>
-        </w:rPr>
-        <w:t xml:space="preserve">로 너무 </w:t>
-      </w:r>
-      <w:r>
-        <w:rPr>
-          <w:rFonts w:hint="eastAsia"/>
-        </w:rPr>
-        <w:t xml:space="preserve">분포가 </w:t>
-      </w:r>
-      <w:r>
-        <w:rPr>
-          <w:rFonts w:hint="eastAsia"/>
-        </w:rPr>
-        <w:t>잘 구분되는 것 같음.</w:t>
-      </w:r>
-      <w:r>
-        <w:t xml:space="preserve"> </w:t>
-      </w:r>
-      <w:r>
-        <w:rPr>
-          <w:rFonts w:hint="eastAsia"/>
-        </w:rPr>
-        <w:t>대출과 관련된 이자율로 이자율이 높아지면 당연히 신용도가 낮아지는 거 아닌가?</w:t>
-      </w:r>
-      <w:r>
-        <w:t xml:space="preserve"> </w:t>
-      </w:r>
-      <w:r>
-        <w:sym w:font="Wingdings" w:char="F0E0"/>
-      </w:r>
-      <w:r>
         <w:t xml:space="preserve"> </w:t>
       </w:r>
       <w:r>
@@ -553,7 +537,6 @@
         <w:t xml:space="preserve"> 빼고 </w:t>
       </w:r>
       <w:proofErr w:type="spellStart"/>
-      <w:proofErr w:type="gramStart"/>
       <w:r>
         <w:rPr>
           <w:rFonts w:hint="eastAsia"/>
@@ -561,7 +544,6 @@
         <w:t>학습하는게</w:t>
       </w:r>
       <w:proofErr w:type="spellEnd"/>
-      <w:proofErr w:type="gramEnd"/>
       <w:r>
         <w:rPr>
           <w:rFonts w:hint="eastAsia"/>
@@ -798,13 +780,19 @@
         <w:t xml:space="preserve"> </w:t>
       </w:r>
     </w:p>
-    <w:p/>
-    <w:p/>
-    <w:p>
-      <w:r>
-        <w:rPr>
-          <w:rFonts w:hint="eastAsia"/>
-        </w:rPr>
+    <w:p>
+      <w:pPr>
+        <w:rPr>
+          <w:rFonts w:hint="eastAsia"/>
+        </w:rPr>
+      </w:pPr>
+    </w:p>
+    <w:p>
+      <w:r>
+        <w:rPr>
+          <w:rFonts w:hint="eastAsia"/>
+        </w:rPr>
+        <w:lastRenderedPageBreak/>
         <w:t>#</w:t>
       </w:r>
       <w:r>
@@ -1036,22 +1024,385 @@
     </w:p>
     <w:p/>
     <w:p/>
+    <w:p/>
     <w:p>
       <w:pPr>
         <w:rPr>
           <w:rFonts w:hint="eastAsia"/>
+          <w:b/>
+          <w:bCs/>
         </w:rPr>
       </w:pPr>
       <w:r>
         <w:rPr>
-          <w:rFonts w:hint="eastAsia"/>
+          <w:b/>
+          <w:bCs/>
         </w:rPr>
         <w:lastRenderedPageBreak/>
+        <w:t>[251028]</w:t>
+      </w:r>
+    </w:p>
+    <w:p>
+      <w:r>
+        <w:rPr>
+          <w:rFonts w:hint="eastAsia"/>
+        </w:rPr>
+        <w:t>#</w:t>
+      </w:r>
+      <w:r>
+        <w:t xml:space="preserve"> </w:t>
+      </w:r>
+      <w:r>
+        <w:rPr>
+          <w:rFonts w:hint="eastAsia"/>
+        </w:rPr>
+        <w:t xml:space="preserve">해야 할 </w:t>
+      </w:r>
+      <w:proofErr w:type="spellStart"/>
+      <w:r>
+        <w:rPr>
+          <w:rFonts w:hint="eastAsia"/>
+        </w:rPr>
+        <w:t>전처리</w:t>
+      </w:r>
+      <w:proofErr w:type="spellEnd"/>
+      <w:r>
+        <w:rPr>
+          <w:rFonts w:hint="eastAsia"/>
+        </w:rPr>
+        <w:t xml:space="preserve"> 리스트 </w:t>
+      </w:r>
+    </w:p>
+    <w:p>
+      <w:pPr>
+        <w:rPr>
+          <w:rFonts w:hint="eastAsia"/>
+        </w:rPr>
+      </w:pPr>
+      <w:r>
+        <w:t>- Box plot</w:t>
+      </w:r>
+      <w:r>
+        <w:rPr>
+          <w:rFonts w:hint="eastAsia"/>
+        </w:rPr>
+        <w:t>들을 보면 이상치를 제거할 일부 항목들이 보임</w:t>
+      </w:r>
+      <w:r>
+        <w:t xml:space="preserve">: </w:t>
+      </w:r>
+      <w:r>
+        <w:rPr>
+          <w:rFonts w:hint="eastAsia"/>
+        </w:rPr>
+        <w:t xml:space="preserve">이상치를 제거하고 나서 다시 히스토그램 </w:t>
+      </w:r>
+      <w:proofErr w:type="spellStart"/>
+      <w:r>
+        <w:rPr>
+          <w:rFonts w:hint="eastAsia"/>
+        </w:rPr>
+        <w:t>그려보기</w:t>
+      </w:r>
+      <w:proofErr w:type="spellEnd"/>
+      <w:r>
+        <w:t xml:space="preserve">. </w:t>
+      </w:r>
+      <w:r>
+        <w:rPr>
+          <w:rFonts w:hint="eastAsia"/>
+        </w:rPr>
+        <w:t>잘 분리되는지</w:t>
+      </w:r>
+      <w:r>
+        <w:t xml:space="preserve"> ??</w:t>
+      </w:r>
+    </w:p>
+    <w:p>
+      <w:pPr>
+        <w:rPr>
+          <w:rFonts w:hint="eastAsia"/>
+        </w:rPr>
+      </w:pPr>
+      <w:r>
+        <w:rPr>
+          <w:rFonts w:hint="eastAsia"/>
+        </w:rPr>
         <w:t>-</w:t>
       </w:r>
       <w:r>
         <w:t xml:space="preserve"> </w:t>
       </w:r>
+      <w:r>
+        <w:rPr>
+          <w:rFonts w:hint="eastAsia"/>
+        </w:rPr>
+        <w:t xml:space="preserve">나이 변수가 있는데 연령대별로 명목형 변수로 만들어줄 수도 있을 듯 </w:t>
+      </w:r>
+      <w:r>
+        <w:t>(</w:t>
+      </w:r>
+      <w:r>
+        <w:rPr>
+          <w:rFonts w:hint="eastAsia"/>
+        </w:rPr>
+        <w:t>필수는 아니지만 이게 성능을 더 나아지게 할지 궁금)</w:t>
+      </w:r>
+      <w:r>
+        <w:t xml:space="preserve"> </w:t>
+      </w:r>
+    </w:p>
+    <w:p>
+      <w:r>
+        <w:rPr>
+          <w:rFonts w:hint="eastAsia"/>
+        </w:rPr>
+        <w:t>-</w:t>
+      </w:r>
+      <w:r>
+        <w:t xml:space="preserve"> </w:t>
+      </w:r>
+      <w:r>
+        <w:rPr>
+          <w:rFonts w:hint="eastAsia"/>
+        </w:rPr>
+        <w:t xml:space="preserve">클래스 별 개수가 상이함 </w:t>
+      </w:r>
+      <w:r>
+        <w:sym w:font="Wingdings" w:char="F0E0"/>
+      </w:r>
+      <w:r>
+        <w:t xml:space="preserve"> </w:t>
+      </w:r>
+      <w:proofErr w:type="spellStart"/>
+      <w:r>
+        <w:t>undersampling</w:t>
+      </w:r>
+      <w:proofErr w:type="spellEnd"/>
+      <w:r>
+        <w:t xml:space="preserve"> </w:t>
+      </w:r>
+      <w:r>
+        <w:rPr>
+          <w:rFonts w:hint="eastAsia"/>
+        </w:rPr>
+        <w:t xml:space="preserve">혹은 </w:t>
+      </w:r>
+      <w:r>
+        <w:t>G</w:t>
+      </w:r>
+      <w:r>
+        <w:rPr>
+          <w:rFonts w:hint="eastAsia"/>
+        </w:rPr>
+        <w:t xml:space="preserve">클래스/나머지 </w:t>
+      </w:r>
+      <w:proofErr w:type="spellStart"/>
+      <w:r>
+        <w:rPr>
+          <w:rFonts w:hint="eastAsia"/>
+        </w:rPr>
+        <w:t>이런식으로</w:t>
+      </w:r>
+      <w:proofErr w:type="spellEnd"/>
+      <w:r>
+        <w:rPr>
+          <w:rFonts w:hint="eastAsia"/>
+        </w:rPr>
+        <w:t xml:space="preserve"> 예측하는 모델 </w:t>
+      </w:r>
+      <w:proofErr w:type="spellStart"/>
+      <w:r>
+        <w:rPr>
+          <w:rFonts w:hint="eastAsia"/>
+        </w:rPr>
+        <w:t>만들어보기</w:t>
+      </w:r>
+      <w:proofErr w:type="spellEnd"/>
+      <w:r>
+        <w:rPr>
+          <w:rFonts w:hint="eastAsia"/>
+        </w:rPr>
+        <w:t xml:space="preserve"> </w:t>
+      </w:r>
+    </w:p>
+    <w:p>
+      <w:r>
+        <w:t xml:space="preserve">- </w:t>
+      </w:r>
+      <w:r>
+        <w:rPr>
+          <w:rFonts w:hint="eastAsia"/>
+        </w:rPr>
+        <w:t xml:space="preserve">변수 스케일링 </w:t>
+      </w:r>
+      <w:r>
+        <w:t xml:space="preserve">(standardization, minmax scaling </w:t>
+      </w:r>
+      <w:r>
+        <w:rPr>
+          <w:rFonts w:hint="eastAsia"/>
+        </w:rPr>
+        <w:t>등)</w:t>
+      </w:r>
+      <w:r>
+        <w:t xml:space="preserve">: </w:t>
+      </w:r>
+      <w:r>
+        <w:rPr>
+          <w:rFonts w:hint="eastAsia"/>
+        </w:rPr>
+        <w:t>모델에 따라서 다르게 해줘야 함</w:t>
+      </w:r>
+      <w:r>
+        <w:rPr>
+          <w:rFonts w:hint="eastAsia"/>
+        </w:rPr>
+        <w:t xml:space="preserve"> </w:t>
+      </w:r>
+      <w:r>
+        <w:t>(</w:t>
+      </w:r>
+      <w:r>
+        <w:rPr>
+          <w:rFonts w:hint="eastAsia"/>
+        </w:rPr>
+        <w:t>트리모델 빼고</w:t>
+      </w:r>
+      <w:r>
+        <w:t xml:space="preserve"> </w:t>
+      </w:r>
+      <w:proofErr w:type="spellStart"/>
+      <w:r>
+        <w:rPr>
+          <w:rFonts w:hint="eastAsia"/>
+        </w:rPr>
+        <w:t>해줘야함</w:t>
+      </w:r>
+      <w:proofErr w:type="spellEnd"/>
+      <w:r>
+        <w:rPr>
+          <w:rFonts w:hint="eastAsia"/>
+        </w:rPr>
+        <w:t>)</w:t>
+      </w:r>
+    </w:p>
+    <w:p>
+      <w:r>
+        <w:rPr>
+          <w:rFonts w:hint="eastAsia"/>
+        </w:rPr>
+        <w:t>-</w:t>
+      </w:r>
+      <w:r>
+        <w:t xml:space="preserve"> </w:t>
+      </w:r>
+      <w:r>
+        <w:rPr>
+          <w:rFonts w:hint="eastAsia"/>
+        </w:rPr>
+        <w:t>행렬식,</w:t>
+      </w:r>
+      <w:r>
+        <w:t xml:space="preserve"> </w:t>
+      </w:r>
+      <w:proofErr w:type="spellStart"/>
+      <w:r>
+        <w:rPr>
+          <w:rFonts w:hint="eastAsia"/>
+        </w:rPr>
+        <w:t>고유값</w:t>
+      </w:r>
+      <w:proofErr w:type="spellEnd"/>
+      <w:r>
+        <w:rPr>
+          <w:rFonts w:hint="eastAsia"/>
+        </w:rPr>
+        <w:t>,</w:t>
+      </w:r>
+      <w:r>
+        <w:t xml:space="preserve"> </w:t>
+      </w:r>
+      <w:r>
+        <w:rPr>
+          <w:rFonts w:hint="eastAsia"/>
+        </w:rPr>
+        <w:t xml:space="preserve">상관행렬 봐야함 </w:t>
+      </w:r>
+    </w:p>
+    <w:p>
+      <w:r>
+        <w:rPr>
+          <w:rFonts w:hint="eastAsia"/>
+        </w:rPr>
+        <w:t>-</w:t>
+      </w:r>
+      <w:r>
+        <w:t xml:space="preserve"> </w:t>
+      </w:r>
+      <w:r>
+        <w:rPr>
+          <w:rFonts w:hint="eastAsia"/>
+        </w:rPr>
+        <w:t>n</w:t>
+      </w:r>
+      <w:r>
+        <w:t>ull</w:t>
+      </w:r>
+      <w:r>
+        <w:rPr>
+          <w:rFonts w:hint="eastAsia"/>
+        </w:rPr>
+        <w:t>값 있는 변수 어떻게 채워줄 것인지</w:t>
+      </w:r>
+      <w:r>
+        <w:rPr>
+          <w:rFonts w:hint="eastAsia"/>
+        </w:rPr>
+        <w:t xml:space="preserve"> </w:t>
+      </w:r>
+      <w:r>
+        <w:sym w:font="Wingdings" w:char="F0E0"/>
+      </w:r>
+      <w:r>
+        <w:t xml:space="preserve"> </w:t>
+      </w:r>
+      <w:proofErr w:type="spellStart"/>
+      <w:r>
+        <w:t>person_emp_lengh</w:t>
+      </w:r>
+      <w:proofErr w:type="spellEnd"/>
+      <w:r>
+        <w:rPr>
+          <w:rFonts w:hint="eastAsia"/>
+        </w:rPr>
+        <w:t>는 분포를 보고 중앙값으로 넣어줄지 평균으로 넣어줄지 봐야할 듯</w:t>
+      </w:r>
+      <w:r>
+        <w:t>,</w:t>
+      </w:r>
+      <w:r>
+        <w:t xml:space="preserve"> </w:t>
+      </w:r>
+      <w:proofErr w:type="spellStart"/>
+      <w:r>
+        <w:t>loan_int_rate</w:t>
+      </w:r>
+      <w:proofErr w:type="spellEnd"/>
+      <w:r>
+        <w:rPr>
+          <w:rFonts w:hint="eastAsia"/>
+        </w:rPr>
+        <w:t xml:space="preserve">는 제거하기로 했음 </w:t>
+      </w:r>
+    </w:p>
+    <w:p/>
+    <w:p>
+      <w:pPr>
+        <w:rPr>
+          <w:rFonts w:hint="eastAsia"/>
+        </w:rPr>
+      </w:pPr>
     </w:p>
     <w:sectPr>
       <w:pgSz w:w="11906" w:h="16838"/>
@@ -1559,6 +1910,7 @@
   <w:style w:type="paragraph" w:default="1" w:styleId="a">
     <w:name w:val="Normal"/>
     <w:qFormat/>
+    <w:rsid w:val="005D3183"/>
     <w:pPr>
       <w:widowControl w:val="0"/>
       <w:wordWrap w:val="0"/>
